--- a/FTCOES-264 Pacto Pedagógico Nuevas Tecnologías.docx
+++ b/FTCOES-264 Pacto Pedagógico Nuevas Tecnologías.docx
@@ -1791,61 +1791,7 @@
           <w:sz w:val="22"/>
           <w:szCs w:val="22"/>
         </w:rPr>
-        <w:t xml:space="preserve">En esta sección, y en el marco de la estrategia de educación digital de </w:t>
-      </w:r>
-      <w:proofErr w:type="spellStart"/>
-      <w:r>
-        <w:rPr>
-          <w:rFonts w:ascii="Arial" w:hAnsi="Arial" w:cs="Arial"/>
-          <w:sz w:val="22"/>
-          <w:szCs w:val="22"/>
-        </w:rPr>
-        <w:t>Cesde</w:t>
-      </w:r>
-      <w:proofErr w:type="spellEnd"/>
-      <w:r>
-        <w:rPr>
-          <w:rFonts w:ascii="Arial" w:hAnsi="Arial" w:cs="Arial"/>
-          <w:sz w:val="22"/>
-          <w:szCs w:val="22"/>
-        </w:rPr>
-        <w:t xml:space="preserve">, encontrará tres categorías de submódulos: aquellos que incorporan curso Platzi, los correspondientes a </w:t>
-      </w:r>
-      <w:proofErr w:type="spellStart"/>
-      <w:r>
-        <w:rPr>
-          <w:rFonts w:ascii="Arial" w:hAnsi="Arial" w:cs="Arial"/>
-          <w:sz w:val="22"/>
-          <w:szCs w:val="22"/>
-        </w:rPr>
-        <w:t>Slang</w:t>
-      </w:r>
-      <w:proofErr w:type="spellEnd"/>
-      <w:r>
-        <w:rPr>
-          <w:rFonts w:ascii="Arial" w:hAnsi="Arial" w:cs="Arial"/>
-          <w:sz w:val="22"/>
-          <w:szCs w:val="22"/>
-        </w:rPr>
-        <w:t xml:space="preserve"> y los que integran Platzi + </w:t>
-      </w:r>
-      <w:proofErr w:type="spellStart"/>
-      <w:r>
-        <w:rPr>
-          <w:rFonts w:ascii="Arial" w:hAnsi="Arial" w:cs="Arial"/>
-          <w:sz w:val="22"/>
-          <w:szCs w:val="22"/>
-        </w:rPr>
-        <w:t>Slang</w:t>
-      </w:r>
-      <w:proofErr w:type="spellEnd"/>
-      <w:r>
-        <w:rPr>
-          <w:rFonts w:ascii="Arial" w:hAnsi="Arial" w:cs="Arial"/>
-          <w:sz w:val="22"/>
-          <w:szCs w:val="22"/>
-        </w:rPr>
-        <w:t>; por favor, marque con una “X” en la columna derecha el submódulo al cual aplica el pacto pedagógico que está diligenciando y recuerde completar obligatoriamente los campos resaltados en color amarillo.</w:t>
+        <w:t>En esta sección, y en el marco de la estrategia de educación digital de Cesde, encontrará tres categorías de submódulos: aquellos que incorporan curso Platzi, los correspondientes a Slang y los que integran Platzi + Slang; por favor, marque con una “X” en la columna derecha el submódulo al cual aplica el pacto pedagógico que está diligenciando y recuerde completar obligatoriamente los campos resaltados en color amarillo.</w:t>
       </w:r>
     </w:p>
     <w:tbl>
@@ -2023,7 +1969,6 @@
               </w:rPr>
               <w:t xml:space="preserve">Como parte de la Ruta de Formación de Platzi, en este submódulo se desarrollará el curso </w:t>
             </w:r>
-            <w:proofErr w:type="spellStart"/>
             <w:r>
               <w:rPr>
                 <w:rFonts w:eastAsia="Arial" w:cs="Arial"/>
@@ -2031,17 +1976,7 @@
                 <w:highlight w:val="yellow"/>
                 <w:lang w:val="es-CO"/>
               </w:rPr>
-              <w:t>Curso</w:t>
-            </w:r>
-            <w:proofErr w:type="spellEnd"/>
-            <w:r>
-              <w:rPr>
-                <w:rFonts w:eastAsia="Arial" w:cs="Arial"/>
-                <w:color w:val="000000" w:themeColor="text1"/>
-                <w:highlight w:val="yellow"/>
-                <w:lang w:val="es-CO"/>
-              </w:rPr>
-              <w:t xml:space="preserve"> de Visualización de Datos para BI</w:t>
+              <w:t>Curso de Visualización de Datos para BI</w:t>
             </w:r>
           </w:p>
           <w:p>
@@ -2548,7 +2483,6 @@
         </w:rPr>
         <w:t xml:space="preserve">El uso del celular se encuentra permitido para responder a emergencias, reuniones de </w:t>
       </w:r>
-      <w:proofErr w:type="spellStart"/>
       <w:r>
         <w:rPr>
           <w:rFonts w:ascii="Arial" w:hAnsi="Arial" w:cs="Arial"/>
@@ -2558,7 +2492,6 @@
         </w:rPr>
         <w:t>teams</w:t>
       </w:r>
-      <w:proofErr w:type="spellEnd"/>
       <w:r>
         <w:rPr>
           <w:rFonts w:ascii="Arial" w:hAnsi="Arial" w:cs="Arial"/>
@@ -2787,7 +2720,6 @@
           <w:szCs w:val="22"/>
         </w:rPr>
       </w:pPr>
-      <w:proofErr w:type="gramStart"/>
       <w:r>
         <w:rPr>
           <w:rFonts w:ascii="Arial" w:hAnsi="Arial" w:cs="Arial"/>
@@ -2795,17 +2727,7 @@
           <w:sz w:val="22"/>
           <w:szCs w:val="22"/>
         </w:rPr>
-        <w:t>Las entregas de los momentos evaluativos será</w:t>
-      </w:r>
-      <w:proofErr w:type="gramEnd"/>
-      <w:r>
-        <w:rPr>
-          <w:rFonts w:ascii="Arial" w:hAnsi="Arial" w:cs="Arial"/>
-          <w:bCs/>
-          <w:sz w:val="22"/>
-          <w:szCs w:val="22"/>
-        </w:rPr>
-        <w:t xml:space="preserve"> a través de:</w:t>
+        <w:t>Las entregas de los momentos evaluativos será a través de:</w:t>
       </w:r>
     </w:p>
     <w:p>
@@ -3239,61 +3161,17 @@
                 <w:rFonts w:ascii="Arial" w:hAnsi="Arial" w:cs="Arial"/>
               </w:rPr>
             </w:pPr>
-          </w:p>
-        </w:tc>
-      </w:tr>
-      <w:tr>
-        <w:tc>
-          <w:tcPr>
-            <w:tcW w:w="7371" w:type="dxa"/>
-          </w:tcPr>
-          <w:p>
-            <w:pPr>
-              <w:spacing w:line="276" w:lineRule="auto"/>
-              <w:jc w:val="both"/>
+            <w:r>
               <w:rPr>
                 <w:rFonts w:ascii="Arial" w:hAnsi="Arial" w:cs="Arial"/>
-                <w:b/>
-              </w:rPr>
-            </w:pPr>
-            <w:r>
-              <w:rPr>
-                <w:rFonts w:ascii="Arial" w:hAnsi="Arial" w:cs="Arial"/>
-                <w:b/>
-              </w:rPr>
-              <w:t>Momento 2</w:t>
-            </w:r>
-          </w:p>
-        </w:tc>
-        <w:tc>
-          <w:tcPr>
-            <w:tcW w:w="2694" w:type="dxa"/>
-          </w:tcPr>
-          <w:p>
-            <w:pPr>
-              <w:spacing w:line="276" w:lineRule="auto"/>
-              <w:jc w:val="both"/>
-              <w:rPr>
-                <w:rFonts w:ascii="Arial" w:hAnsi="Arial" w:cs="Arial"/>
-              </w:rPr>
-            </w:pPr>
-            <w:r>
-              <w:rPr>
-                <w:rFonts w:ascii="Arial" w:hAnsi="Arial" w:cs="Arial"/>
-              </w:rPr>
-              <w:t>5</w:t>
+              </w:rPr>
+              <w:t>3/</w:t>
             </w:r>
             <w:r>
               <w:rPr>
                 <w:rFonts w:ascii="Arial" w:hAnsi="Arial" w:cs="Arial"/>
               </w:rPr>
-              <w:t>/</w:t>
-            </w:r>
-            <w:r>
-              <w:rPr>
-                <w:rFonts w:ascii="Arial" w:hAnsi="Arial" w:cs="Arial"/>
-              </w:rPr>
-              <w:t>4</w:t>
+              <w:t>23</w:t>
             </w:r>
             <w:r>
               <w:rPr>
@@ -3315,13 +3193,15 @@
               <w:jc w:val="both"/>
               <w:rPr>
                 <w:rFonts w:ascii="Arial" w:hAnsi="Arial" w:cs="Arial"/>
+                <w:b/>
               </w:rPr>
             </w:pPr>
             <w:r>
               <w:rPr>
                 <w:rFonts w:ascii="Arial" w:hAnsi="Arial" w:cs="Arial"/>
-              </w:rPr>
-              <w:t>Plan de Mejoramiento</w:t>
+                <w:b/>
+              </w:rPr>
+              <w:t>Momento 2</w:t>
             </w:r>
           </w:p>
         </w:tc>
@@ -3337,74 +3217,29 @@
                 <w:rFonts w:ascii="Arial" w:hAnsi="Arial" w:cs="Arial"/>
               </w:rPr>
             </w:pPr>
-          </w:p>
-        </w:tc>
-      </w:tr>
-      <w:tr>
-        <w:tc>
-          <w:tcPr>
-            <w:tcW w:w="7371" w:type="dxa"/>
-          </w:tcPr>
-          <w:p>
-            <w:pPr>
-              <w:spacing w:line="276" w:lineRule="auto"/>
-              <w:jc w:val="both"/>
+            <w:r>
               <w:rPr>
                 <w:rFonts w:ascii="Arial" w:hAnsi="Arial" w:cs="Arial"/>
               </w:rPr>
-            </w:pPr>
-            <w:r>
-              <w:rPr>
-                <w:rFonts w:ascii="Arial" w:hAnsi="Arial" w:cs="Arial"/>
-                <w:b/>
-              </w:rPr>
-              <w:t>Momento 3</w:t>
-            </w:r>
-          </w:p>
-        </w:tc>
-        <w:tc>
-          <w:tcPr>
-            <w:tcW w:w="2694" w:type="dxa"/>
-          </w:tcPr>
-          <w:p>
-            <w:pPr>
-              <w:spacing w:line="276" w:lineRule="auto"/>
-              <w:jc w:val="both"/>
-              <w:rPr>
-                <w:rFonts w:ascii="Arial" w:hAnsi="Arial" w:cs="Arial"/>
-              </w:rPr>
-            </w:pPr>
-            <w:r>
-              <w:rPr>
-                <w:rFonts w:ascii="Arial" w:hAnsi="Arial" w:cs="Arial"/>
-                <w:b/>
-                <w:bCs/>
-              </w:rPr>
-              <w:t>06</w:t>
+              <w:t>4</w:t>
             </w:r>
             <w:r>
               <w:rPr>
                 <w:rFonts w:ascii="Arial" w:hAnsi="Arial" w:cs="Arial"/>
-                <w:b/>
-                <w:bCs/>
               </w:rPr>
               <w:t>/</w:t>
             </w:r>
             <w:r>
               <w:rPr>
                 <w:rFonts w:ascii="Arial" w:hAnsi="Arial" w:cs="Arial"/>
-                <w:b/>
-                <w:bCs/>
-              </w:rPr>
-              <w:t>1</w:t>
+              </w:rPr>
+              <w:t>27</w:t>
             </w:r>
             <w:r>
               <w:rPr>
                 <w:rFonts w:ascii="Arial" w:hAnsi="Arial" w:cs="Arial"/>
-                <w:b/>
-                <w:bCs/>
-              </w:rPr>
-              <w:t>5/2026</w:t>
+              </w:rPr>
+              <w:t>/2026</w:t>
             </w:r>
           </w:p>
         </w:tc>
@@ -3426,6 +3261,135 @@
               <w:rPr>
                 <w:rFonts w:ascii="Arial" w:hAnsi="Arial" w:cs="Arial"/>
               </w:rPr>
+              <w:t>Plan de Mejoramiento</w:t>
+            </w:r>
+          </w:p>
+        </w:tc>
+        <w:tc>
+          <w:tcPr>
+            <w:tcW w:w="2694" w:type="dxa"/>
+          </w:tcPr>
+          <w:p>
+            <w:pPr>
+              <w:spacing w:line="276" w:lineRule="auto"/>
+              <w:jc w:val="both"/>
+              <w:rPr>
+                <w:rFonts w:ascii="Arial" w:hAnsi="Arial" w:cs="Arial"/>
+              </w:rPr>
+            </w:pPr>
+            <w:r>
+              <w:rPr>
+                <w:rFonts w:ascii="Arial" w:hAnsi="Arial" w:cs="Arial"/>
+              </w:rPr>
+              <w:t>5</w:t>
+            </w:r>
+            <w:r>
+              <w:rPr>
+                <w:rFonts w:ascii="Arial" w:hAnsi="Arial" w:cs="Arial"/>
+              </w:rPr>
+              <w:t>/</w:t>
+            </w:r>
+            <w:r>
+              <w:rPr>
+                <w:rFonts w:ascii="Arial" w:hAnsi="Arial" w:cs="Arial"/>
+              </w:rPr>
+              <w:t>04</w:t>
+            </w:r>
+            <w:r>
+              <w:rPr>
+                <w:rFonts w:ascii="Arial" w:hAnsi="Arial" w:cs="Arial"/>
+              </w:rPr>
+              <w:t>/2026</w:t>
+            </w:r>
+          </w:p>
+        </w:tc>
+      </w:tr>
+      <w:tr>
+        <w:tc>
+          <w:tcPr>
+            <w:tcW w:w="7371" w:type="dxa"/>
+          </w:tcPr>
+          <w:p>
+            <w:pPr>
+              <w:spacing w:line="276" w:lineRule="auto"/>
+              <w:jc w:val="both"/>
+              <w:rPr>
+                <w:rFonts w:ascii="Arial" w:hAnsi="Arial" w:cs="Arial"/>
+              </w:rPr>
+            </w:pPr>
+            <w:r>
+              <w:rPr>
+                <w:rFonts w:ascii="Arial" w:hAnsi="Arial" w:cs="Arial"/>
+                <w:b/>
+              </w:rPr>
+              <w:t>Momento 3</w:t>
+            </w:r>
+          </w:p>
+        </w:tc>
+        <w:tc>
+          <w:tcPr>
+            <w:tcW w:w="2694" w:type="dxa"/>
+          </w:tcPr>
+          <w:p>
+            <w:pPr>
+              <w:spacing w:line="276" w:lineRule="auto"/>
+              <w:jc w:val="both"/>
+              <w:rPr>
+                <w:rFonts w:ascii="Arial" w:hAnsi="Arial" w:cs="Arial"/>
+              </w:rPr>
+            </w:pPr>
+            <w:r>
+              <w:rPr>
+                <w:rFonts w:ascii="Arial" w:hAnsi="Arial" w:cs="Arial"/>
+                <w:b/>
+                <w:bCs/>
+              </w:rPr>
+              <w:t>05</w:t>
+            </w:r>
+            <w:r>
+              <w:rPr>
+                <w:rFonts w:ascii="Arial" w:hAnsi="Arial" w:cs="Arial"/>
+                <w:b/>
+                <w:bCs/>
+              </w:rPr>
+              <w:t>/</w:t>
+            </w:r>
+            <w:r>
+              <w:rPr>
+                <w:rFonts w:ascii="Arial" w:hAnsi="Arial" w:cs="Arial"/>
+                <w:b/>
+                <w:bCs/>
+              </w:rPr>
+              <w:t>25</w:t>
+            </w:r>
+            <w:r>
+              <w:rPr>
+                <w:rFonts w:ascii="Arial" w:hAnsi="Arial" w:cs="Arial"/>
+                <w:b/>
+                <w:bCs/>
+              </w:rPr>
+              <w:t>/2026</w:t>
+            </w:r>
+          </w:p>
+        </w:tc>
+      </w:tr>
+      <w:tr>
+        <w:tc>
+          <w:tcPr>
+            <w:tcW w:w="7371" w:type="dxa"/>
+          </w:tcPr>
+          <w:p>
+            <w:pPr>
+              <w:spacing w:line="276" w:lineRule="auto"/>
+              <w:jc w:val="both"/>
+              <w:rPr>
+                <w:rFonts w:ascii="Arial" w:hAnsi="Arial" w:cs="Arial"/>
+              </w:rPr>
+            </w:pPr>
+            <w:r>
+              <w:rPr>
+                <w:rFonts w:ascii="Arial" w:hAnsi="Arial" w:cs="Arial"/>
+              </w:rPr>
               <w:t>Plan de mejoramiento</w:t>
             </w:r>
           </w:p>
@@ -3442,6 +3406,38 @@
                 <w:rFonts w:ascii="Arial" w:hAnsi="Arial" w:cs="Arial"/>
               </w:rPr>
             </w:pPr>
+            <w:r>
+              <w:rPr>
+                <w:rFonts w:ascii="Arial" w:hAnsi="Arial" w:cs="Arial"/>
+                <w:b/>
+                <w:bCs/>
+              </w:rPr>
+              <w:t>05</w:t>
+            </w:r>
+            <w:r>
+              <w:rPr>
+                <w:rFonts w:ascii="Arial" w:hAnsi="Arial" w:cs="Arial"/>
+                <w:b/>
+                <w:bCs/>
+              </w:rPr>
+              <w:t>/</w:t>
+            </w:r>
+            <w:r>
+              <w:rPr>
+                <w:rFonts w:ascii="Arial" w:hAnsi="Arial" w:cs="Arial"/>
+                <w:b/>
+                <w:bCs/>
+              </w:rPr>
+              <w:t>25</w:t>
+            </w:r>
+            <w:r>
+              <w:rPr>
+                <w:rFonts w:ascii="Arial" w:hAnsi="Arial" w:cs="Arial"/>
+                <w:b/>
+                <w:bCs/>
+              </w:rPr>
+              <w:t>/2026</w:t>
+            </w:r>
           </w:p>
         </w:tc>
       </w:tr>
@@ -3996,33 +3992,7 @@
                 <w:szCs w:val="18"/>
                 <w:lang w:val="es-ES"/>
               </w:rPr>
-              <w:t xml:space="preserve">Rober De </w:t>
-            </w:r>
-            <w:proofErr w:type="spellStart"/>
-            <w:r>
-              <w:rPr>
-                <w:rFonts w:eastAsia="Calibri"/>
-                <w:b w:val="0"/>
-                <w:bCs w:val="0"/>
-                <w:color w:val="000000" w:themeColor="text1"/>
-                <w:sz w:val="18"/>
-                <w:szCs w:val="18"/>
-                <w:lang w:val="es-ES"/>
-              </w:rPr>
-              <w:t>Jesus</w:t>
-            </w:r>
-            <w:proofErr w:type="spellEnd"/>
-            <w:r>
-              <w:rPr>
-                <w:rFonts w:eastAsia="Calibri"/>
-                <w:b w:val="0"/>
-                <w:bCs w:val="0"/>
-                <w:color w:val="000000" w:themeColor="text1"/>
-                <w:sz w:val="18"/>
-                <w:szCs w:val="18"/>
-                <w:lang w:val="es-ES"/>
-              </w:rPr>
-              <w:t xml:space="preserve"> Restrepo Betancur</w:t>
+              <w:t>Rober De Jesus Restrepo Betancur</w:t>
             </w:r>
           </w:p>
         </w:tc>
@@ -4252,7 +4222,6 @@
                 <w:lang w:val="es-ES"/>
               </w:rPr>
             </w:pPr>
-            <w:proofErr w:type="gramStart"/>
             <w:r>
               <w:rPr>
                 <w:rFonts w:eastAsia="Calibri"/>
@@ -4275,20 +4244,7 @@
                 <w:szCs w:val="18"/>
                 <w:lang w:val="es-ES"/>
               </w:rPr>
-              <w:t xml:space="preserve">  –</w:t>
-            </w:r>
-            <w:proofErr w:type="gramEnd"/>
-            <w:r>
-              <w:rPr>
-                <w:rFonts w:eastAsia="Calibri"/>
-                <w:b w:val="0"/>
-                <w:bCs w:val="0"/>
-                <w:color w:val="000000" w:themeColor="text1"/>
-                <w:sz w:val="18"/>
-                <w:szCs w:val="18"/>
-                <w:lang w:val="es-ES"/>
-              </w:rPr>
-              <w:t xml:space="preserve"> </w:t>
+              <w:t xml:space="preserve">  – </w:t>
             </w:r>
             <w:r>
               <w:rPr>
@@ -4523,7 +4479,6 @@
                 <w:lang w:val="es-ES"/>
               </w:rPr>
             </w:pPr>
-            <w:proofErr w:type="spellStart"/>
             <w:r>
               <w:rPr>
                 <w:rFonts w:eastAsia="Calibri" w:cs="Arial"/>
@@ -4533,7 +4488,6 @@
               </w:rPr>
               <w:t>N°</w:t>
             </w:r>
-            <w:proofErr w:type="spellEnd"/>
           </w:p>
         </w:tc>
         <w:tc>
@@ -11435,6 +11389,7 @@
   <w:style w:type="character" w:default="1" w:styleId="Fuentedeprrafopredeter">
     <w:name w:val="Default Paragraph Font"/>
     <w:uiPriority w:val="1"/>
+    <w:semiHidden/>
     <w:unhideWhenUsed/>
   </w:style>
   <w:style w:type="table" w:default="1" w:styleId="Tablanormal">
@@ -11638,7 +11593,7 @@
       <w:lang w:val="es-ES" w:eastAsia="es-ES"/>
     </w:rPr>
   </w:style>
-  <w:style w:type="character" w:styleId="Fuerte">
+  <w:style w:type="character" w:styleId="Textoennegrita">
     <w:name w:val="Strong"/>
     <w:uiPriority w:val="22"/>
     <w:qFormat/>
@@ -12106,12 +12061,7 @@
 </file>
 
 <file path=customXml/item1.xml><?xml version="1.0" encoding="utf-8"?>
-<?mso-contentType ?>
-<FormTemplates xmlns="http://schemas.microsoft.com/sharepoint/v3/contenttype/forms">
-  <Display>DocumentLibraryForm</Display>
-  <Edit>DocumentLibraryForm</Edit>
-  <New>DocumentLibraryForm</New>
-</FormTemplates>
+<b:Sources xmlns:b="http://schemas.openxmlformats.org/officeDocument/2006/bibliography" xmlns="http://schemas.openxmlformats.org/officeDocument/2006/bibliography" SelectedStyle="\APASixthEditionOfficeOnline.xsl" StyleName="APA" Version="6"/>
 </file>
 
 <file path=customXml/item2.xml><?xml version="1.0" encoding="utf-8"?>
@@ -12344,7 +12294,12 @@
 </file>
 
 <file path=customXml/item3.xml><?xml version="1.0" encoding="utf-8"?>
-<b:Sources xmlns:b="http://schemas.openxmlformats.org/officeDocument/2006/bibliography" xmlns="http://schemas.openxmlformats.org/officeDocument/2006/bibliography" SelectedStyle="\APASixthEditionOfficeOnline.xsl" StyleName="APA" Version="6"/>
+<?mso-contentType ?>
+<FormTemplates xmlns="http://schemas.microsoft.com/sharepoint/v3/contenttype/forms">
+  <Display>DocumentLibraryForm</Display>
+  <Edit>DocumentLibraryForm</Edit>
+  <New>DocumentLibraryForm</New>
+</FormTemplates>
 </file>
 
 <file path=customXml/item4.xml><?xml version="1.0" encoding="utf-8"?>
@@ -12359,9 +12314,9 @@
 </file>
 
 <file path=customXml/itemProps1.xml><?xml version="1.0" encoding="utf-8"?>
-<ds:datastoreItem xmlns:ds="http://schemas.openxmlformats.org/officeDocument/2006/customXml" ds:itemID="{1A078964-D09C-44B4-8577-FC6AF74D9725}">
+<ds:datastoreItem xmlns:ds="http://schemas.openxmlformats.org/officeDocument/2006/customXml" ds:itemID="{719C53C8-6477-46F0-91B2-9F1066145A2E}">
   <ds:schemaRefs>
-    <ds:schemaRef ds:uri="http://schemas.microsoft.com/sharepoint/v3/contenttype/forms"/>
+    <ds:schemaRef ds:uri="http://schemas.openxmlformats.org/officeDocument/2006/bibliography"/>
   </ds:schemaRefs>
 </ds:datastoreItem>
 </file>
@@ -12386,9 +12341,9 @@
 </file>
 
 <file path=customXml/itemProps3.xml><?xml version="1.0" encoding="utf-8"?>
-<ds:datastoreItem xmlns:ds="http://schemas.openxmlformats.org/officeDocument/2006/customXml" ds:itemID="{719C53C8-6477-46F0-91B2-9F1066145A2E}">
+<ds:datastoreItem xmlns:ds="http://schemas.openxmlformats.org/officeDocument/2006/customXml" ds:itemID="{1A078964-D09C-44B4-8577-FC6AF74D9725}">
   <ds:schemaRefs>
-    <ds:schemaRef ds:uri="http://schemas.openxmlformats.org/officeDocument/2006/bibliography"/>
+    <ds:schemaRef ds:uri="http://schemas.microsoft.com/sharepoint/v3/contenttype/forms"/>
   </ds:schemaRefs>
 </ds:datastoreItem>
 </file>
